--- a/05_Funcional/LEEME_PRIMERO_APP.docx
+++ b/05_Funcional/LEEME_PRIMERO_APP.docx
@@ -14,6 +14,429 @@
           <w:sz w:val="32"/>
         </w:rPr>
         <w:t>LEEME PRIMERO — App IOT-VIAL, paquete del 28/08/2026</w:t>
+      </w:r>
+    </w:p>
+    <w:p>
+      <w:pPr>
+        <w:spacing w:after="160"/>
+        <w:ind w:left="360"/>
+        <w:shd w:val="clear" w:fill="FFF4E5"/>
+      </w:pPr>
+      <w:r>
+        <w:rPr>
+          <w:b w:val="0"/>
+          <w:color w:val="960000"/>
+          <w:sz w:val="20"/>
+        </w:rPr>
+        <w:t xml:space="preserve">⚠️ ESTE LÉEME DESCRIBE EL PAQUETE DEL 28/08. HAY DOS POSTERIORES 🔴 </w:t>
+      </w:r>
+      <w:r>
+        <w:rPr>
+          <w:b/>
+          <w:color w:val="960000"/>
+          <w:sz w:val="20"/>
+        </w:rPr>
+        <w:t>La APK que hay que instalar hoy es la del 04/09:</w:t>
+      </w:r>
+      <w:r>
+        <w:rPr>
+          <w:b w:val="0"/>
+          <w:color w:val="960000"/>
+          <w:sz w:val="20"/>
+        </w:rPr>
+        <w:t xml:space="preserve"> </w:t>
+      </w:r>
+      <w:r>
+        <w:rPr>
+          <w:b/>
+          <w:color w:val="960000"/>
+          <w:sz w:val="20"/>
+        </w:rPr>
+        <w:t>la APK del 04/09 que acompaña a este paquete</w:t>
+      </w:r>
+      <w:r>
+        <w:rPr>
+          <w:b w:val="0"/>
+          <w:color w:val="960000"/>
+          <w:sz w:val="20"/>
+        </w:rPr>
+        <w:t xml:space="preserve"> — su nombre exacto y su </w:t>
+      </w:r>
+      <w:r>
+        <w:rPr>
+          <w:rFonts w:ascii="Consolas" w:hAnsi="Consolas"/>
+          <w:color w:val="960000"/>
+          <w:sz w:val="20"/>
+        </w:rPr>
+        <w:t>md5</w:t>
+      </w:r>
+      <w:r>
+        <w:rPr>
+          <w:b w:val="0"/>
+          <w:color w:val="960000"/>
+          <w:sz w:val="20"/>
+        </w:rPr>
+        <w:t xml:space="preserve"> estan en </w:t>
+      </w:r>
+      <w:r>
+        <w:rPr>
+          <w:rFonts w:ascii="Consolas" w:hAnsi="Consolas"/>
+          <w:color w:val="960000"/>
+          <w:sz w:val="20"/>
+        </w:rPr>
+        <w:t>LEEME_PRIMERO.md</w:t>
+      </w:r>
+      <w:r>
+        <w:rPr>
+          <w:b w:val="0"/>
+          <w:color w:val="960000"/>
+          <w:sz w:val="20"/>
+        </w:rPr>
+        <w:t xml:space="preserve">, en la raíz del </w:t>
+      </w:r>
+      <w:r>
+        <w:rPr>
+          <w:rFonts w:ascii="Consolas" w:hAnsi="Consolas"/>
+          <w:color w:val="960000"/>
+          <w:sz w:val="20"/>
+        </w:rPr>
+        <w:t>.zip</w:t>
+      </w:r>
+      <w:r>
+        <w:rPr>
+          <w:b w:val="0"/>
+          <w:color w:val="960000"/>
+          <w:sz w:val="20"/>
+        </w:rPr>
+        <w:t xml:space="preserve">, que es el único sitio donde no caducan. Las anteriores </w:t>
+      </w:r>
+      <w:r>
+        <w:rPr>
+          <w:b/>
+          <w:color w:val="960000"/>
+          <w:sz w:val="20"/>
+        </w:rPr>
+        <w:t>no pueden abrir el enlace Bluetooth</w:t>
+      </w:r>
+      <w:r>
+        <w:rPr>
+          <w:b w:val="0"/>
+          <w:color w:val="960000"/>
+          <w:sz w:val="20"/>
+        </w:rPr>
+        <w:t xml:space="preserve">: </w:t>
+      </w:r>
+      <w:r>
+        <w:rPr>
+          <w:rFonts w:ascii="Consolas" w:hAnsi="Consolas"/>
+          <w:color w:val="960000"/>
+          <w:sz w:val="20"/>
+        </w:rPr>
+        <w:t>app.js</w:t>
+      </w:r>
+      <w:r>
+        <w:rPr>
+          <w:b w:val="0"/>
+          <w:color w:val="960000"/>
+          <w:sz w:val="20"/>
+        </w:rPr>
+        <w:t xml:space="preserve"> marcaba «Enlazado» y se suscribía sin haber llamado nunca a </w:t>
+      </w:r>
+      <w:r>
+        <w:rPr>
+          <w:rFonts w:ascii="Consolas" w:hAnsi="Consolas"/>
+          <w:color w:val="960000"/>
+          <w:sz w:val="20"/>
+        </w:rPr>
+        <w:t>connect()</w:t>
+      </w:r>
+      <w:r>
+        <w:rPr>
+          <w:b w:val="0"/>
+          <w:color w:val="960000"/>
+          <w:sz w:val="20"/>
+        </w:rPr>
+        <w:t xml:space="preserve">, y además marcaba dos MAC escritos a mano que no son los del ESP32 (N-122 y N-124). Con cualquier APK anterior la app no conecta </w:t>
+      </w:r>
+      <w:r>
+        <w:rPr>
+          <w:b/>
+          <w:color w:val="960000"/>
+          <w:sz w:val="20"/>
+        </w:rPr>
+        <w:t>por bien que funcione el módulo</w:t>
+      </w:r>
+      <w:r>
+        <w:rPr>
+          <w:b w:val="0"/>
+          <w:color w:val="960000"/>
+          <w:sz w:val="20"/>
+        </w:rPr>
+        <w:t xml:space="preserve">. Y el orden en campo importa: </w:t>
+      </w:r>
+      <w:r>
+        <w:rPr>
+          <w:b/>
+          <w:color w:val="960000"/>
+          <w:sz w:val="20"/>
+        </w:rPr>
+        <w:t>emparejar el ESP32 en Ajustes de Android primero</w:t>
+      </w:r>
+      <w:r>
+        <w:rPr>
+          <w:b w:val="0"/>
+          <w:color w:val="960000"/>
+          <w:sz w:val="20"/>
+        </w:rPr>
+        <w:t xml:space="preserve">, y luego «Buscar Módulos Bluetooth» dentro de la app. ✏️ *Corregido el 04/09: esta línea citaba </w:t>
+      </w:r>
+      <w:r>
+        <w:rPr>
+          <w:rFonts w:ascii="Consolas" w:hAnsi="Consolas"/>
+          <w:color w:val="960000"/>
+          <w:sz w:val="20"/>
+        </w:rPr>
+        <w:t>…_2026-09-02_285b18d_…</w:t>
+      </w:r>
+      <w:r>
+        <w:rPr>
+          <w:b w:val="0"/>
+          <w:color w:val="960000"/>
+          <w:sz w:val="20"/>
+        </w:rPr>
+        <w:t xml:space="preserve">, </w:t>
+      </w:r>
+      <w:r>
+        <w:rPr>
+          <w:b/>
+          <w:color w:val="960000"/>
+          <w:sz w:val="20"/>
+        </w:rPr>
+        <w:t>un hash que no existe en ninguna parte</w:t>
+      </w:r>
+      <w:r>
+        <w:rPr>
+          <w:b w:val="0"/>
+          <w:color w:val="960000"/>
+          <w:sz w:val="20"/>
+        </w:rPr>
+        <w:t xml:space="preserve">. La del 02/09 que sí está en disco es la </w:t>
+      </w:r>
+      <w:r>
+        <w:rPr>
+          <w:rFonts w:ascii="Consolas" w:hAnsi="Consolas"/>
+          <w:color w:val="960000"/>
+          <w:sz w:val="20"/>
+        </w:rPr>
+        <w:t>617bd00</w:t>
+      </w:r>
+      <w:r>
+        <w:rPr>
+          <w:b w:val="0"/>
+          <w:color w:val="960000"/>
+          <w:sz w:val="20"/>
+        </w:rPr>
+        <w:t xml:space="preserve">. Se anota en vez de sustituirse en silencio: una cifra inventada que desaparece sin dejar rastro vuelve a escribirse.* Si va a probar con el </w:t>
+      </w:r>
+      <w:r>
+        <w:rPr>
+          <w:rFonts w:ascii="Consolas" w:hAnsi="Consolas"/>
+          <w:color w:val="960000"/>
+          <w:sz w:val="20"/>
+        </w:rPr>
+        <w:t>.apk</w:t>
+      </w:r>
+      <w:r>
+        <w:rPr>
+          <w:b w:val="0"/>
+          <w:color w:val="960000"/>
+          <w:sz w:val="20"/>
+        </w:rPr>
+        <w:t xml:space="preserve"> del </w:t>
+      </w:r>
+      <w:r>
+        <w:rPr>
+          <w:b/>
+          <w:color w:val="960000"/>
+          <w:sz w:val="20"/>
+        </w:rPr>
+        <w:t>02/09</w:t>
+      </w:r>
+      <w:r>
+        <w:rPr>
+          <w:b w:val="0"/>
+          <w:color w:val="960000"/>
+          <w:sz w:val="20"/>
+        </w:rPr>
+        <w:t xml:space="preserve"> (</w:t>
+      </w:r>
+      <w:r>
+        <w:rPr>
+          <w:rFonts w:ascii="Consolas" w:hAnsi="Consolas"/>
+          <w:color w:val="960000"/>
+          <w:sz w:val="20"/>
+        </w:rPr>
+        <w:t>IOT_VIAL_Semaforos_2026-09-02_617bd00_SIN_BANCO.apk</w:t>
+      </w:r>
+      <w:r>
+        <w:rPr>
+          <w:b w:val="0"/>
+          <w:color w:val="960000"/>
+          <w:sz w:val="20"/>
+        </w:rPr>
+        <w:t xml:space="preserve">), </w:t>
+      </w:r>
+      <w:r>
+        <w:rPr>
+          <w:b/>
+          <w:color w:val="960000"/>
+          <w:sz w:val="20"/>
+        </w:rPr>
+        <w:t>la app trae cuatro cosas que este documento no menciona</w:t>
+      </w:r>
+      <w:r>
+        <w:rPr>
+          <w:b w:val="0"/>
+          <w:color w:val="960000"/>
+          <w:sz w:val="20"/>
+        </w:rPr>
+        <w:t xml:space="preserve"> y que cambian lo que hay que mirar: - </w:t>
+      </w:r>
+      <w:r>
+        <w:rPr>
+          <w:b/>
+          <w:color w:val="960000"/>
+          <w:sz w:val="20"/>
+        </w:rPr>
+        <w:t>Comprueba el checksum y descarta las tramas corrompidas.</w:t>
+      </w:r>
+      <w:r>
+        <w:rPr>
+          <w:b w:val="0"/>
+          <w:color w:val="960000"/>
+          <w:sz w:val="20"/>
+        </w:rPr>
+        <w:t xml:space="preserve"> Antes las pintaba como buenas. 🔴 </w:t>
+      </w:r>
+      <w:r>
+        <w:rPr>
+          <w:b/>
+          <w:color w:val="960000"/>
+          <w:sz w:val="20"/>
+        </w:rPr>
+        <w:t>Consecuencia: una pantalla quieta ya no significa «el equipo no contesta» — puede significar «contesta y llega roto».</w:t>
+      </w:r>
+      <w:r>
+        <w:rPr>
+          <w:b w:val="0"/>
+          <w:color w:val="960000"/>
+          <w:sz w:val="20"/>
+        </w:rPr>
+        <w:t xml:space="preserve"> Son dos averías distintas. - </w:t>
+      </w:r>
+      <w:r>
+        <w:rPr>
+          <w:b/>
+          <w:color w:val="960000"/>
+          <w:sz w:val="20"/>
+        </w:rPr>
+        <w:t>Pestaña `Tramas`</w:t>
+      </w:r>
+      <w:r>
+        <w:rPr>
+          <w:b w:val="0"/>
+          <w:color w:val="960000"/>
+          <w:sz w:val="20"/>
+        </w:rPr>
+        <w:t xml:space="preserve"> (🧪, sólo en modo técnico): las tramas en crudo, las rechazadas marcadas con su motivo, y se puede guardar el registro en un fichero. </w:t>
+      </w:r>
+      <w:r>
+        <w:rPr>
+          <w:b/>
+          <w:color w:val="960000"/>
+          <w:sz w:val="20"/>
+        </w:rPr>
+        <w:t>Es donde se mira cuando algo no cuadra.</w:t>
+      </w:r>
+      <w:r>
+        <w:rPr>
+          <w:b w:val="0"/>
+          <w:color w:val="960000"/>
+          <w:sz w:val="20"/>
+        </w:rPr>
+        <w:t xml:space="preserve"> - </w:t>
+      </w:r>
+      <w:r>
+        <w:rPr>
+          <w:b/>
+          <w:color w:val="960000"/>
+          <w:sz w:val="20"/>
+        </w:rPr>
+        <w:t>El PIN ya no se puede armar con el teclado cerrado.</w:t>
+      </w:r>
+      <w:r>
+        <w:rPr>
+          <w:b w:val="0"/>
+          <w:color w:val="960000"/>
+          <w:sz w:val="20"/>
+        </w:rPr>
+        <w:t xml:space="preserve"> - </w:t>
+      </w:r>
+      <w:r>
+        <w:rPr>
+          <w:b/>
+          <w:color w:val="960000"/>
+          <w:sz w:val="20"/>
+        </w:rPr>
+        <w:t>El puente ESP32 dice por qué arrancó</w:t>
+      </w:r>
+      <w:r>
+        <w:rPr>
+          <w:b w:val="0"/>
+          <w:color w:val="960000"/>
+          <w:sz w:val="20"/>
+        </w:rPr>
+        <w:t xml:space="preserve"> al reconectar, con un </w:t>
+      </w:r>
+      <w:r>
+        <w:rPr>
+          <w:rFonts w:ascii="Consolas" w:hAnsi="Consolas"/>
+          <w:color w:val="960000"/>
+          <w:sz w:val="20"/>
+        </w:rPr>
+        <w:t>$EVENT,EVT:ARRANQUE</w:t>
+      </w:r>
+      <w:r>
+        <w:rPr>
+          <w:b w:val="0"/>
+          <w:color w:val="960000"/>
+          <w:sz w:val="20"/>
+        </w:rPr>
+        <w:t xml:space="preserve">. El detalle está en </w:t>
+      </w:r>
+      <w:r>
+        <w:rPr>
+          <w:rFonts w:ascii="Consolas" w:hAnsi="Consolas"/>
+          <w:color w:val="960000"/>
+          <w:sz w:val="20"/>
+        </w:rPr>
+        <w:t>14_Manual_App_Movil_IOT_VIAL.md</w:t>
+      </w:r>
+      <w:r>
+        <w:rPr>
+          <w:b w:val="0"/>
+          <w:color w:val="960000"/>
+          <w:sz w:val="20"/>
+        </w:rPr>
+        <w:t xml:space="preserve"> §5.4. </w:t>
+      </w:r>
+      <w:r>
+        <w:rPr>
+          <w:b/>
+          <w:color w:val="960000"/>
+          <w:sz w:val="20"/>
+        </w:rPr>
+        <w:t>Lo que no cambia: sigue sin pasar banco.</w:t>
       </w:r>
     </w:p>
     <w:p>
@@ -1221,7 +1644,7 @@
           <w:b w:val="0"/>
           <w:sz w:val="21"/>
         </w:rPr>
-        <w:t>origen desconocido"* en el teléfono. Requiere emparejar antes el módulo HC-05/JDY-31 por Bluetooth</w:t>
+        <w:t>origen desconocido"* en el teléfono. Requiere emparejar antes el módulo por Bluetooth del sistema;</w:t>
       </w:r>
     </w:p>
     <w:p>
@@ -1233,7 +1656,7 @@
           <w:b w:val="0"/>
           <w:sz w:val="21"/>
         </w:rPr>
-        <w:t>del sistema; el PIN de emparejamiento del módulo y el PIN de autorización de la app (</w:t>
+        <w:t>el PIN de emparejamiento del módulo y el PIN de autorización de la app (</w:t>
       </w:r>
       <w:r>
         <w:rPr>
@@ -1247,19 +1670,126 @@
           <w:b w:val="0"/>
           <w:sz w:val="21"/>
         </w:rPr>
-        <w:t>) son</w:t>
+        <w:t>) son cosas distintas.</w:t>
       </w:r>
     </w:p>
     <w:p>
       <w:pPr>
-        <w:spacing w:after="120"/>
+        <w:spacing w:after="160"/>
+        <w:ind w:left="360"/>
+        <w:shd w:val="clear" w:fill="FFF4E5"/>
       </w:pPr>
       <w:r>
         <w:rPr>
           <w:b w:val="0"/>
-          <w:sz w:val="21"/>
+          <w:color w:val="960000"/>
+          <w:sz w:val="20"/>
         </w:rPr>
-        <w:t>cosas distintas.</w:t>
+        <w:t xml:space="preserve">🛑 </w:t>
+      </w:r>
+      <w:r>
+        <w:rPr>
+          <w:b/>
+          <w:color w:val="960000"/>
+          <w:sz w:val="20"/>
+        </w:rPr>
+        <w:t>El módulo es un `ESP32-WROOM-32` clásico, y este texto decía `HC-05/JDY-31`.</w:t>
+      </w:r>
+      <w:r>
+        <w:rPr>
+          <w:b w:val="0"/>
+          <w:color w:val="960000"/>
+          <w:sz w:val="20"/>
+        </w:rPr>
+        <w:t xml:space="preserve"> El </w:t>
+      </w:r>
+      <w:r>
+        <w:rPr>
+          <w:b/>
+          <w:color w:val="960000"/>
+          <w:sz w:val="20"/>
+        </w:rPr>
+        <w:t>`JDY-31` está PROHIBIDO por su nombre</w:t>
+      </w:r>
+      <w:r>
+        <w:rPr>
+          <w:b w:val="0"/>
+          <w:color w:val="960000"/>
+          <w:sz w:val="20"/>
+        </w:rPr>
+        <w:t xml:space="preserve"> —es </w:t>
+      </w:r>
+      <w:r>
+        <w:rPr>
+          <w:b/>
+          <w:color w:val="960000"/>
+          <w:sz w:val="20"/>
+        </w:rPr>
+        <w:t>BLE</w:t>
+      </w:r>
+      <w:r>
+        <w:rPr>
+          <w:b w:val="0"/>
+          <w:color w:val="960000"/>
+          <w:sz w:val="20"/>
+        </w:rPr>
+        <w:t xml:space="preserve">, y la app conecta por </w:t>
+      </w:r>
+      <w:r>
+        <w:rPr>
+          <w:b/>
+          <w:color w:val="960000"/>
+          <w:sz w:val="20"/>
+        </w:rPr>
+        <w:t>SPP</w:t>
+      </w:r>
+      <w:r>
+        <w:rPr>
+          <w:b w:val="0"/>
+          <w:color w:val="960000"/>
+          <w:sz w:val="20"/>
+        </w:rPr>
+        <w:t xml:space="preserve"> (Bluetooth clásico): con un </w:t>
+      </w:r>
+      <w:r>
+        <w:rPr>
+          <w:rFonts w:ascii="Consolas" w:hAnsi="Consolas"/>
+          <w:color w:val="960000"/>
+          <w:sz w:val="20"/>
+        </w:rPr>
+        <w:t>JDY-31</w:t>
+      </w:r>
+      <w:r>
+        <w:rPr>
+          <w:b w:val="0"/>
+          <w:color w:val="960000"/>
+          <w:sz w:val="20"/>
+        </w:rPr>
+        <w:t xml:space="preserve"> no empareja y habría que rehacer el puente nativo. Ver </w:t>
+      </w:r>
+      <w:r>
+        <w:rPr>
+          <w:rFonts w:ascii="Consolas" w:hAnsi="Consolas"/>
+          <w:color w:val="960000"/>
+          <w:sz w:val="20"/>
+        </w:rPr>
+        <w:t>04_Manuales/MANUAL_CONFIGURACION_BLUETOOTH.md</w:t>
+      </w:r>
+      <w:r>
+        <w:rPr>
+          <w:b w:val="0"/>
+          <w:color w:val="960000"/>
+          <w:sz w:val="20"/>
+        </w:rPr>
+        <w:t xml:space="preserve"> §1. </w:t>
+      </w:r>
+      <w:r>
+        <w:rPr>
+          <w:b/>
+          <w:color w:val="960000"/>
+          <w:sz w:val="20"/>
+        </w:rPr>
+        <w:t>No lo compre ni lo pruebe.</w:t>
       </w:r>
     </w:p>
     <w:p>

--- a/05_Funcional/LEEME_PRIMERO_APP.docx
+++ b/05_Funcional/LEEME_PRIMERO_APP.docx
@@ -28,7 +28,7 @@
           <w:color w:val="960000"/>
           <w:sz w:val="20"/>
         </w:rPr>
-        <w:t xml:space="preserve">⚠️ ESTE LÉEME DESCRIBE EL PAQUETE DEL 28/08. HAY DOS POSTERIORES 🔴 </w:t>
+        <w:t>⚠️ ESTE LÉEME DESCRIBE EL PAQUETE DEL 28/08. HAY DOS POSTERIORES 🔴 ~~</w:t>
       </w:r>
       <w:r>
         <w:rPr>
@@ -36,7 +36,7 @@
           <w:color w:val="960000"/>
           <w:sz w:val="20"/>
         </w:rPr>
-        <w:t>La APK que hay que instalar hoy es la del 04/09:</w:t>
+        <w:t>La APK que hay que instalar hoy es la del 04/09</w:t>
       </w:r>
       <w:r>
         <w:rPr>
@@ -44,7 +44,7 @@
           <w:color w:val="960000"/>
           <w:sz w:val="20"/>
         </w:rPr>
-        <w:t xml:space="preserve"> </w:t>
+        <w:t xml:space="preserve">~~ — </w:t>
       </w:r>
       <w:r>
         <w:rPr>
@@ -52,7 +52,7 @@
           <w:color w:val="960000"/>
           <w:sz w:val="20"/>
         </w:rPr>
-        <w:t>la APK del 04/09 que acompaña a este paquete</w:t>
+        <w:t>CADUCADO EL 07/09: HAY UNA POSTERIOR.</w:t>
       </w:r>
       <w:r>
         <w:rPr>
@@ -60,7 +60,7 @@
           <w:color w:val="960000"/>
           <w:sz w:val="20"/>
         </w:rPr>
-        <w:t xml:space="preserve"> — su nombre exacto y su </w:t>
+        <w:t xml:space="preserve"> En </w:t>
       </w:r>
       <w:r>
         <w:rPr>
@@ -68,7 +68,7 @@
           <w:color w:val="960000"/>
           <w:sz w:val="20"/>
         </w:rPr>
-        <w:t>md5</w:t>
+        <w:t>05_Funcional/</w:t>
       </w:r>
       <w:r>
         <w:rPr>
@@ -76,7 +76,23 @@
           <w:color w:val="960000"/>
           <w:sz w:val="20"/>
         </w:rPr>
-        <w:t xml:space="preserve"> estan en </w:t>
+        <w:t xml:space="preserve"> hay hoy una del </w:t>
+      </w:r>
+      <w:r>
+        <w:rPr>
+          <w:b/>
+          <w:color w:val="960000"/>
+          <w:sz w:val="20"/>
+        </w:rPr>
+        <w:t>05/09</w:t>
+      </w:r>
+      <w:r>
+        <w:rPr>
+          <w:b w:val="0"/>
+          <w:color w:val="960000"/>
+          <w:sz w:val="20"/>
+        </w:rPr>
+        <w:t xml:space="preserve"> (</w:t>
       </w:r>
       <w:r>
         <w:rPr>
@@ -84,7 +100,7 @@
           <w:color w:val="960000"/>
           <w:sz w:val="20"/>
         </w:rPr>
-        <w:t>LEEME_PRIMERO.md</w:t>
+        <w:t>IOT_VIAL_Semaforos_2026-09-05_7586c46_SIN_BANCO.apk</w:t>
       </w:r>
       <w:r>
         <w:rPr>
@@ -92,15 +108,15 @@
           <w:color w:val="960000"/>
           <w:sz w:val="20"/>
         </w:rPr>
-        <w:t xml:space="preserve">, en la raíz del </w:t>
+        <w:t xml:space="preserve">) además de la del 04/09. 🛑 </w:t>
       </w:r>
       <w:r>
         <w:rPr>
-          <w:rFonts w:ascii="Consolas" w:hAnsi="Consolas"/>
+          <w:b/>
           <w:color w:val="960000"/>
           <w:sz w:val="20"/>
         </w:rPr>
-        <w:t>.zip</w:t>
+        <w:t>Y por eso esta línea no vuelve a nombrar una fecha: se instala la APK QUE ACOMPAÑA AL `.zip` que usted recibió, cuyo nombre exacto y `md5` están en `LEEME_PRIMERO.md`, en la raíz del `.zip` — que es el único sitio donde no caducan.</w:t>
       </w:r>
       <w:r>
         <w:rPr>
@@ -108,7 +124,23 @@
           <w:color w:val="960000"/>
           <w:sz w:val="20"/>
         </w:rPr>
-        <w:t xml:space="preserve">, que es el único sitio donde no caducan. Las anteriores </w:t>
+        <w:t xml:space="preserve"> Este fichero describe el paquete del </w:t>
+      </w:r>
+      <w:r>
+        <w:rPr>
+          <w:b/>
+          <w:color w:val="960000"/>
+          <w:sz w:val="20"/>
+        </w:rPr>
+        <w:t>28/08</w:t>
+      </w:r>
+      <w:r>
+        <w:rPr>
+          <w:b w:val="0"/>
+          <w:color w:val="960000"/>
+          <w:sz w:val="20"/>
+        </w:rPr>
+        <w:t xml:space="preserve">; un puntero a «la última» escrito aquí envejece cada vez que se compila una APK, y ya lo ha hecho dos veces. *(Regla del repositorio: un documento que apunta a la fuente no envejece; uno que la copia, sí.)* Las anteriores </w:t>
       </w:r>
       <w:r>
         <w:rPr>
@@ -534,7 +566,358 @@
           <w:b w:val="0"/>
           <w:sz w:val="21"/>
         </w:rPr>
-        <w:t>Esta app no reemplaza al panel del gabinete. Es una consola de diagnóstico y mando por Bluetooth.</w:t>
+        <w:t>~~Esta app no reemplaza al panel del gabinete. Es una consola de diagnóstico y mando por Bluetooth.~~</w:t>
+      </w:r>
+    </w:p>
+    <w:p>
+      <w:pPr>
+        <w:spacing w:after="160"/>
+        <w:ind w:left="360"/>
+        <w:shd w:val="clear" w:fill="FFF4E5"/>
+      </w:pPr>
+      <w:r>
+        <w:rPr>
+          <w:b w:val="0"/>
+          <w:color w:val="960000"/>
+          <w:sz w:val="20"/>
+        </w:rPr>
+        <w:t xml:space="preserve">🛑 07/09 — ESA FRASE ESTÁ INVERTIDA HOY, Y ES LA CORRECCIÓN MÁS IMPORTANTE DE ESTE LÉEME </w:t>
+      </w:r>
+      <w:r>
+        <w:rPr>
+          <w:b/>
+          <w:color w:val="960000"/>
+          <w:sz w:val="20"/>
+        </w:rPr>
+        <w:t>`DECISIONES.md` `D-16`: SIN TELÉFONO NO HAY FORMA DE OPERAR EL EQUIPO.</w:t>
+      </w:r>
+      <w:r>
+        <w:rPr>
+          <w:b w:val="0"/>
+          <w:color w:val="960000"/>
+          <w:sz w:val="20"/>
+        </w:rPr>
+        <w:t xml:space="preserve"> No es una avería: es una </w:t>
+      </w:r>
+      <w:r>
+        <w:rPr>
+          <w:b/>
+          <w:color w:val="960000"/>
+          <w:sz w:val="20"/>
+        </w:rPr>
+        <w:t>propiedad declarada del sistema</w:t>
+      </w:r>
+      <w:r>
+        <w:rPr>
+          <w:b w:val="0"/>
+          <w:color w:val="960000"/>
+          <w:sz w:val="20"/>
+        </w:rPr>
+        <w:t xml:space="preserve">, y sale de dos decisiones del 05/09: | vía de mando | estado | por qué | |---|---|---| | </w:t>
+      </w:r>
+      <w:r>
+        <w:rPr>
+          <w:b/>
+          <w:color w:val="960000"/>
+          <w:sz w:val="20"/>
+        </w:rPr>
+        <w:t>App por Bluetooth</w:t>
+      </w:r>
+      <w:r>
+        <w:rPr>
+          <w:b w:val="0"/>
+          <w:color w:val="960000"/>
+          <w:sz w:val="20"/>
+        </w:rPr>
+        <w:t xml:space="preserve"> | ✅ </w:t>
+      </w:r>
+      <w:r>
+        <w:rPr>
+          <w:b/>
+          <w:color w:val="960000"/>
+          <w:sz w:val="20"/>
+        </w:rPr>
+        <w:t>la única</w:t>
+      </w:r>
+      <w:r>
+        <w:rPr>
+          <w:b w:val="0"/>
+          <w:color w:val="960000"/>
+          <w:sz w:val="20"/>
+        </w:rPr>
+        <w:t xml:space="preserve"> | — | | </w:t>
+      </w:r>
+      <w:r>
+        <w:rPr>
+          <w:b/>
+          <w:color w:val="960000"/>
+          <w:sz w:val="20"/>
+        </w:rPr>
+        <w:t>Mando de relés</w:t>
+      </w:r>
+      <w:r>
+        <w:rPr>
+          <w:b w:val="0"/>
+          <w:color w:val="960000"/>
+          <w:sz w:val="20"/>
+        </w:rPr>
+        <w:t xml:space="preserve"> | ⛔ </w:t>
+      </w:r>
+      <w:r>
+        <w:rPr>
+          <w:b/>
+          <w:color w:val="960000"/>
+          <w:sz w:val="20"/>
+        </w:rPr>
+        <w:t>el hardware ya no existe</w:t>
+      </w:r>
+      <w:r>
+        <w:rPr>
+          <w:b w:val="0"/>
+          <w:color w:val="960000"/>
+          <w:sz w:val="20"/>
+        </w:rPr>
+        <w:t xml:space="preserve"> | </w:t>
+      </w:r>
+      <w:r>
+        <w:rPr>
+          <w:rFonts w:ascii="Consolas" w:hAnsi="Consolas"/>
+          <w:color w:val="960000"/>
+          <w:sz w:val="20"/>
+        </w:rPr>
+        <w:t>D-1</w:t>
+      </w:r>
+      <w:r>
+        <w:rPr>
+          <w:b w:val="0"/>
+          <w:color w:val="960000"/>
+          <w:sz w:val="20"/>
+        </w:rPr>
+        <w:t xml:space="preserve">: *«ya no tenemos mandos de A y B, sólo la app, los quitamos»* | | </w:t>
+      </w:r>
+      <w:r>
+        <w:rPr>
+          <w:b/>
+          <w:color w:val="960000"/>
+          <w:sz w:val="20"/>
+        </w:rPr>
+        <w:t>Pulsadores del gabinete</w:t>
+      </w:r>
+      <w:r>
+        <w:rPr>
+          <w:b w:val="0"/>
+          <w:color w:val="960000"/>
+          <w:sz w:val="20"/>
+        </w:rPr>
+        <w:t xml:space="preserve"> | ⛔ | </w:t>
+      </w:r>
+      <w:r>
+        <w:rPr>
+          <w:rFonts w:ascii="Consolas" w:hAnsi="Consolas"/>
+          <w:color w:val="960000"/>
+          <w:sz w:val="20"/>
+        </w:rPr>
+        <w:t>botonAceptar()</w:t>
+      </w:r>
+      <w:r>
+        <w:rPr>
+          <w:b w:val="0"/>
+          <w:color w:val="960000"/>
+          <w:sz w:val="20"/>
+        </w:rPr>
+        <w:t xml:space="preserve"> y </w:t>
+      </w:r>
+      <w:r>
+        <w:rPr>
+          <w:rFonts w:ascii="Consolas" w:hAnsi="Consolas"/>
+          <w:color w:val="960000"/>
+          <w:sz w:val="20"/>
+        </w:rPr>
+        <w:t>botonCancelar()</w:t>
+      </w:r>
+      <w:r>
+        <w:rPr>
+          <w:b w:val="0"/>
+          <w:color w:val="960000"/>
+          <w:sz w:val="20"/>
+        </w:rPr>
+        <w:t xml:space="preserve"> devuelven </w:t>
+      </w:r>
+      <w:r>
+        <w:rPr>
+          <w:rFonts w:ascii="Consolas" w:hAnsi="Consolas"/>
+          <w:color w:val="960000"/>
+          <w:sz w:val="20"/>
+        </w:rPr>
+        <w:t>false</w:t>
+      </w:r>
+      <w:r>
+        <w:rPr>
+          <w:b w:val="0"/>
+          <w:color w:val="960000"/>
+          <w:sz w:val="20"/>
+        </w:rPr>
+        <w:t xml:space="preserve"> siempre | | </w:t>
+      </w:r>
+      <w:r>
+        <w:rPr>
+          <w:b/>
+          <w:color w:val="960000"/>
+          <w:sz w:val="20"/>
+        </w:rPr>
+        <w:t>Pantalla y menú del gabinete</w:t>
+      </w:r>
+      <w:r>
+        <w:rPr>
+          <w:b w:val="0"/>
+          <w:color w:val="960000"/>
+          <w:sz w:val="20"/>
+        </w:rPr>
+        <w:t xml:space="preserve"> | ⛔ | </w:t>
+      </w:r>
+      <w:r>
+        <w:rPr>
+          <w:rFonts w:ascii="Consolas" w:hAnsi="Consolas"/>
+          <w:color w:val="960000"/>
+          <w:sz w:val="20"/>
+        </w:rPr>
+        <w:t>D-17.bis</w:t>
+      </w:r>
+      <w:r>
+        <w:rPr>
+          <w:b w:val="0"/>
+          <w:color w:val="960000"/>
+          <w:sz w:val="20"/>
+        </w:rPr>
+        <w:t xml:space="preserve">: se retiran del equipo | </w:t>
+      </w:r>
+      <w:r>
+        <w:rPr>
+          <w:b/>
+          <w:color w:val="960000"/>
+          <w:sz w:val="20"/>
+        </w:rPr>
+        <w:t>O sea: no hay «panel del gabinete» que esta app no reemplace — el panel es esta app.</w:t>
+      </w:r>
+      <w:r>
+        <w:rPr>
+          <w:b w:val="0"/>
+          <w:color w:val="960000"/>
+          <w:sz w:val="20"/>
+        </w:rPr>
+        <w:t xml:space="preserve"> Un móvil sin batería deja el poste sin ámbar de emergencia, sin volver a Automático y sin parar el cruce. </w:t>
+      </w:r>
+      <w:r>
+        <w:rPr>
+          <w:b/>
+          <w:color w:val="960000"/>
+          <w:sz w:val="20"/>
+        </w:rPr>
+        <w:t>Lo que eso exige de quien va a campo, y va escrito porque no es electrónica sino logística:</w:t>
+      </w:r>
+      <w:r>
+        <w:rPr>
+          <w:b w:val="0"/>
+          <w:color w:val="960000"/>
+          <w:sz w:val="20"/>
+        </w:rPr>
+        <w:t xml:space="preserve"> teléfono </w:t>
+      </w:r>
+      <w:r>
+        <w:rPr>
+          <w:b/>
+          <w:color w:val="960000"/>
+          <w:sz w:val="20"/>
+        </w:rPr>
+        <w:t>cargado</w:t>
+      </w:r>
+      <w:r>
+        <w:rPr>
+          <w:b w:val="0"/>
+          <w:color w:val="960000"/>
+          <w:sz w:val="20"/>
+        </w:rPr>
+        <w:t xml:space="preserve">, </w:t>
+      </w:r>
+      <w:r>
+        <w:rPr>
+          <w:b/>
+          <w:color w:val="960000"/>
+          <w:sz w:val="20"/>
+        </w:rPr>
+        <w:t>cable de carga</w:t>
+      </w:r>
+      <w:r>
+        <w:rPr>
+          <w:b w:val="0"/>
+          <w:color w:val="960000"/>
+          <w:sz w:val="20"/>
+        </w:rPr>
+        <w:t xml:space="preserve">, y </w:t>
+      </w:r>
+      <w:r>
+        <w:rPr>
+          <w:b/>
+          <w:color w:val="960000"/>
+          <w:sz w:val="20"/>
+        </w:rPr>
+        <w:t>un SEGUNDO TERMINAL ya emparejado</w:t>
+      </w:r>
+      <w:r>
+        <w:rPr>
+          <w:b w:val="0"/>
+          <w:color w:val="960000"/>
+          <w:sz w:val="20"/>
+        </w:rPr>
+        <w:t xml:space="preserve"> antes de que un equipo salga a la calle. *(No es teórico: hubo que </w:t>
+      </w:r>
+      <w:r>
+        <w:rPr>
+          <w:b/>
+          <w:color w:val="960000"/>
+          <w:sz w:val="20"/>
+        </w:rPr>
+        <w:t>desvincular el Maestro en los Ajustes de Android</w:t>
+      </w:r>
+      <w:r>
+        <w:rPr>
+          <w:b w:val="0"/>
+          <w:color w:val="960000"/>
+          <w:sz w:val="20"/>
+        </w:rPr>
+        <w:t xml:space="preserve"> para poder conectarse al Esclavo, con las dos tarjetas delante.)* ✅ </w:t>
+      </w:r>
+      <w:r>
+        <w:rPr>
+          <w:b/>
+          <w:color w:val="960000"/>
+          <w:sz w:val="20"/>
+        </w:rPr>
+        <w:t>Lo que de la frase vieja sigue siendo cierto:</w:t>
+      </w:r>
+      <w:r>
+        <w:rPr>
+          <w:b w:val="0"/>
+          <w:color w:val="960000"/>
+          <w:sz w:val="20"/>
+        </w:rPr>
+        <w:t xml:space="preserve"> esta app </w:t>
+      </w:r>
+      <w:r>
+        <w:rPr>
+          <w:b/>
+          <w:color w:val="960000"/>
+          <w:sz w:val="20"/>
+        </w:rPr>
+        <w:t>no manda las luces por su cuenta</w:t>
+      </w:r>
+      <w:r>
+        <w:rPr>
+          <w:b w:val="0"/>
+          <w:color w:val="960000"/>
+          <w:sz w:val="20"/>
+        </w:rPr>
+        <w:t>. Pide, y el firmware decide y rechaza — la barrera de PIN y las guardas de rango viven en el equipo, no aquí.</w:t>
       </w:r>
     </w:p>
     <w:p>
@@ -621,21 +1004,7 @@
           <w:b w:val="0"/>
           <w:sz w:val="21"/>
         </w:rPr>
-        <w:t xml:space="preserve">. </w:t>
-      </w:r>
-      <w:r>
-        <w:rPr>
-          <w:b/>
-          <w:sz w:val="21"/>
-        </w:rPr>
-        <w:t>Eso no es un permiso.</w:t>
-      </w:r>
-      <w:r>
-        <w:rPr>
-          <w:b w:val="0"/>
-          <w:sz w:val="21"/>
-        </w:rPr>
-        <w:t xml:space="preserve"> Significa exactamente esto: los modelos y los</w:t>
+        <w:t>. ⚠️ **Esa cifra es la del acta de ESTE paquete (28/08) y no se actualiza</w:t>
       </w:r>
     </w:p>
     <w:p>
@@ -647,7 +1016,28 @@
           <w:b w:val="0"/>
           <w:sz w:val="21"/>
         </w:rPr>
-        <w:t>arneses que corren en un PC no encuentran nada. **No significa que la app funcione contra una</w:t>
+        <w:t xml:space="preserve">aquí: la vigente se lee del acta más reciente de </w:t>
+      </w:r>
+      <w:r>
+        <w:rPr>
+          <w:rFonts w:ascii="Consolas" w:hAnsi="Consolas"/>
+          <w:sz w:val="21"/>
+        </w:rPr>
+        <w:t>evidencia/</w:t>
+      </w:r>
+      <w:r>
+        <w:rPr>
+          <w:b/>
+          <w:sz w:val="21"/>
+        </w:rPr>
+        <w:t xml:space="preserve">, que hoy trae más filas. </w:t>
+      </w:r>
+      <w:r>
+        <w:rPr>
+          <w:b w:val="0"/>
+          <w:sz w:val="21"/>
+        </w:rPr>
+        <w:t>Eso no es</w:t>
       </w:r>
     </w:p>
     <w:p>
@@ -659,7 +1049,116 @@
           <w:b w:val="0"/>
           <w:sz w:val="21"/>
         </w:rPr>
-        <w:t>tarjeta**, porque ninguna de esas comprobaciones ha visto un STM32 ni un módulo HC-05.</w:t>
+        <w:t>un permiso.** Significa exactamente esto: los modelos y los arneses que corren en un PC no</w:t>
+      </w:r>
+    </w:p>
+    <w:p>
+      <w:pPr>
+        <w:spacing w:after="120"/>
+      </w:pPr>
+      <w:r>
+        <w:rPr>
+          <w:b w:val="0"/>
+          <w:sz w:val="21"/>
+        </w:rPr>
+        <w:t xml:space="preserve">encuentran nada. </w:t>
+      </w:r>
+      <w:r>
+        <w:rPr>
+          <w:b/>
+          <w:sz w:val="21"/>
+        </w:rPr>
+        <w:t>No significa que la app funcione contra una tarjeta</w:t>
+      </w:r>
+      <w:r>
+        <w:rPr>
+          <w:b w:val="0"/>
+          <w:sz w:val="21"/>
+        </w:rPr>
+        <w:t>, porque ninguna de esas</w:t>
+      </w:r>
+    </w:p>
+    <w:p>
+      <w:pPr>
+        <w:spacing w:after="120"/>
+      </w:pPr>
+      <w:r>
+        <w:rPr>
+          <w:b w:val="0"/>
+          <w:sz w:val="21"/>
+        </w:rPr>
+        <w:t>comprobaciones ha visto un STM32 ni un módulo Bluetooth.</w:t>
+      </w:r>
+    </w:p>
+    <w:p>
+      <w:pPr>
+        <w:spacing w:after="160"/>
+        <w:ind w:left="360"/>
+        <w:shd w:val="clear" w:fill="FFF4E5"/>
+      </w:pPr>
+      <w:r>
+        <w:rPr>
+          <w:b w:val="0"/>
+          <w:color w:val="960000"/>
+          <w:sz w:val="20"/>
+        </w:rPr>
+        <w:t xml:space="preserve">🔴 </w:t>
+      </w:r>
+      <w:r>
+        <w:rPr>
+          <w:b/>
+          <w:color w:val="960000"/>
+          <w:sz w:val="20"/>
+        </w:rPr>
+        <w:t>Y desde el 3–4/09 esto ya no hay que creerlo: está medido.</w:t>
+      </w:r>
+      <w:r>
+        <w:rPr>
+          <w:b w:val="0"/>
+          <w:color w:val="960000"/>
+          <w:sz w:val="20"/>
+        </w:rPr>
+        <w:t xml:space="preserve"> El paquete </w:t>
+      </w:r>
+      <w:r>
+        <w:rPr>
+          <w:rFonts w:ascii="Consolas" w:hAnsi="Consolas"/>
+          <w:color w:val="960000"/>
+          <w:sz w:val="20"/>
+        </w:rPr>
+        <w:t>617bd00</w:t>
+      </w:r>
+      <w:r>
+        <w:rPr>
+          <w:b w:val="0"/>
+          <w:color w:val="960000"/>
+          <w:sz w:val="20"/>
+        </w:rPr>
+        <w:t xml:space="preserve"> fue al banco con la compuerta entera en verde y </w:t>
+      </w:r>
+      <w:r>
+        <w:rPr>
+          <w:b/>
+          <w:color w:val="960000"/>
+          <w:sz w:val="20"/>
+        </w:rPr>
+        <w:t>la sesión se paró tres veces</w:t>
+      </w:r>
+      <w:r>
+        <w:rPr>
+          <w:b w:val="0"/>
+          <w:color w:val="960000"/>
+          <w:sz w:val="20"/>
+        </w:rPr>
+        <w:t xml:space="preserve">, por tres cosas que ningún instrumento de PC podía ver. </w:t>
+      </w:r>
+      <w:r>
+        <w:rPr>
+          <w:b/>
+          <w:color w:val="960000"/>
+          <w:sz w:val="20"/>
+        </w:rPr>
+        <w:t>Verde no es entregable.</w:t>
       </w:r>
     </w:p>
     <w:p>
